--- a/DL 405_2026/Observacoes_02_Animais_companhia_pecuaria_v3.docx
+++ b/DL 405_2026/Observacoes_02_Animais_companhia_pecuaria_v3.docx
@@ -23,27 +23,27 @@
           <w:i/>
           <w:sz w:val="19"/>
         </w:rPr>
-        <w:t>Observações ao projeto de DL das atividades económicas (versão de 25.9.2026), à consideração. V.3.</w:t>
+        <w:t>Projeto de DL das atividades económicas, versão de 25.9.2026. À consideração.</w:t>
       </w:r>
     </w:p>
     <w:p>
       <w:r>
-        <w:t>A definição de atividade pecuária, na alínea c) do artigo 48.º do anexo, exclui a apicultura. Até 21 de setembro excluía também os animais de companhia, e essa parte foi retirada, ficando a frase «com exceção da apicultura eem:».</w:t>
+        <w:t>A definição de atividade pecuária, na alínea c) do artigo 48.º do anexo, exclui a apicultura. Até 21 de setembro excluía também os animais de companhia, e foi retirada, ficando «com exceção da apicultura eem:».</w:t>
       </w:r>
     </w:p>
     <w:p>
       <w:r>
-        <w:t>Assinalamos porque o regime em vigor mantém as duas exclusões: a alínea a) do n.º 3 do artigo 1.º do Decreto-Lei n.º 81/2013 afasta do seu âmbito a apicultura e os animais de companhia.</w:t>
+        <w:t>Assinalamos porque o regime em vigor mantém ambas: a alínea a) do n.º 3 do artigo 1.º do Decreto-Lei n.º 81/2013 afasta do seu âmbito a apicultura e os animais de companhia.</w:t>
       </w:r>
     </w:p>
     <w:p>
       <w:r>
-        <w:t>É no Decreto-Lei n.º 276/2001 que estão as regras de alojamento destas espécies, com as medidas das caixas para pequenos roedores e coelhos no artigo 26.º, mas esse diploma exclui do seu âmbito «as espécies de pecuária». E a Lei da Saúde Animal define animal de companhia, no ponto 11 do artigo 4.º do Regulamento (UE) 2016/429, como o animal das espécies do anexo I «detido para fins privados não comerciais», ou seja, pela finalidade e não pela espécie.</w:t>
+        <w:t>É no artigo 26.º do Decreto-Lei n.º 276/2001 que estão as medidas das caixas para pequenos roedores e coelhos, mas esse diploma exclui «as espécies de pecuária». E a Lei da Saúde Animal, no ponto 11 do artigo 4.º do Regulamento (UE) 2016/429, define animal de companhia pela finalidade: o animal das espécies do anexo I «detido para fins privados não comerciais».</w:t>
       </w:r>
     </w:p>
     <w:p>
       <w:r>
-        <w:t>Dá-se à consideração que se esclareça o alcance pretendido, repondo a exclusão ou adotando o critério da Lei da Saúde Animal. E que se corrija o «eem».</w:t>
+        <w:t>Compreende-se o objetivo de rastreabilidade dos pequenos detentores. Dá-se à consideração que se esclareça o alcance pretendido e que se adote aquele critério, ressalvando que o animal detido para fins privados não comerciais é animal de companhia para efeitos de bem-estar, sem prejuízo da identificação e do registo. E que se corrija o «eem».</w:t>
       </w:r>
     </w:p>
     <w:sectPr>
